--- a/8th lab/report.docx
+++ b/8th lab/report.docx
@@ -3,13 +3,662 @@
 <w:document xmlns:wpc="http://schemas.microsoft.com/office/word/2010/wordprocessingCanvas" xmlns:cx="http://schemas.microsoft.com/office/drawing/2014/chartex" xmlns:mc="http://schemas.openxmlformats.org/markup-compatibility/2006" xmlns:o="urn:schemas-microsoft-com:office:office" xmlns:r="http://schemas.openxmlformats.org/officeDocument/2006/relationships" xmlns:m="http://schemas.openxmlformats.org/officeDocument/2006/math" xmlns:v="urn:schemas-microsoft-com:vml" xmlns:wp14="http://schemas.microsoft.com/office/word/2010/wordprocessingDrawing" xmlns:wp="http://schemas.openxmlformats.org/drawingml/2006/wordprocessingDrawing" xmlns:w10="urn:schemas-microsoft-com:office:word" xmlns:w="http://schemas.openxmlformats.org/wordprocessingml/2006/main" xmlns:w14="http://schemas.microsoft.com/office/word/2010/wordml" xmlns:w15="http://schemas.microsoft.com/office/word/2012/wordml" xmlns:w16se="http://schemas.microsoft.com/office/word/2015/wordml/symex" xmlns:wpg="http://schemas.microsoft.com/office/word/2010/wordprocessingGroup" xmlns:wpi="http://schemas.microsoft.com/office/word/2010/wordprocessingInk" xmlns:wne="http://schemas.microsoft.com/office/word/2006/wordml" xmlns:wps="http://schemas.microsoft.com/office/word/2010/wordprocessingShape" mc:Ignorable="w14 w15 w16se wp14">
   <w:body>
     <w:p>
-      <w:r>
+      <w:pPr>
+        <w:pStyle w:val="Default"/>
+        <w:jc w:val="center"/>
+        <w:rPr>
+          <w:sz w:val="28"/>
+          <w:szCs w:val="28"/>
+        </w:rPr>
+      </w:pPr>
+      <w:r>
+        <w:rPr>
+          <w:sz w:val="28"/>
+          <w:szCs w:val="28"/>
+        </w:rPr>
+        <w:t>Министерство науки и высшего образования Российской Федерации Федеральное государственное бюджетное образовательное учреждение высшего образования</w:t>
+      </w:r>
+    </w:p>
+    <w:p>
+      <w:pPr>
+        <w:pStyle w:val="Default"/>
+        <w:jc w:val="center"/>
+        <w:rPr>
+          <w:sz w:val="28"/>
+          <w:szCs w:val="28"/>
+        </w:rPr>
+      </w:pPr>
+      <w:r>
+        <w:rPr>
+          <w:sz w:val="28"/>
+          <w:szCs w:val="28"/>
+        </w:rPr>
+        <w:t>«Алтайский государственный технический университет им. И. И. Ползунова»</w:t>
+      </w:r>
+    </w:p>
+    <w:p>
+      <w:pPr>
+        <w:pStyle w:val="Default"/>
+        <w:jc w:val="center"/>
+        <w:rPr>
+          <w:sz w:val="28"/>
+          <w:szCs w:val="28"/>
+        </w:rPr>
+      </w:pPr>
+    </w:p>
+    <w:p>
+      <w:pPr>
+        <w:pStyle w:val="Default"/>
+        <w:jc w:val="center"/>
+        <w:rPr>
+          <w:sz w:val="28"/>
+          <w:szCs w:val="28"/>
+        </w:rPr>
+      </w:pPr>
+      <w:r>
+        <w:rPr>
+          <w:sz w:val="28"/>
+          <w:szCs w:val="28"/>
+        </w:rPr>
+        <w:t>Факультет информационных технологий</w:t>
+      </w:r>
+    </w:p>
+    <w:p>
+      <w:pPr>
+        <w:pStyle w:val="Default"/>
+        <w:jc w:val="center"/>
+        <w:rPr>
+          <w:sz w:val="28"/>
+          <w:szCs w:val="28"/>
+        </w:rPr>
+      </w:pPr>
+      <w:r>
+        <w:rPr>
+          <w:sz w:val="28"/>
+          <w:szCs w:val="28"/>
+        </w:rPr>
+        <w:t>Кафедра Информационных систем в экономике</w:t>
+      </w:r>
+    </w:p>
+    <w:p>
+      <w:pPr>
+        <w:pStyle w:val="Default"/>
+        <w:jc w:val="center"/>
+        <w:rPr>
+          <w:sz w:val="28"/>
+          <w:szCs w:val="28"/>
+        </w:rPr>
+      </w:pPr>
+    </w:p>
+    <w:p>
+      <w:pPr>
+        <w:pStyle w:val="Default"/>
+        <w:jc w:val="center"/>
+        <w:rPr>
+          <w:sz w:val="28"/>
+          <w:szCs w:val="28"/>
+        </w:rPr>
+      </w:pPr>
+    </w:p>
+    <w:p>
+      <w:pPr>
+        <w:pStyle w:val="Default"/>
+        <w:jc w:val="center"/>
+        <w:rPr>
+          <w:sz w:val="28"/>
+          <w:szCs w:val="28"/>
+        </w:rPr>
+      </w:pPr>
+    </w:p>
+    <w:p>
+      <w:pPr>
+        <w:pStyle w:val="Default"/>
+        <w:ind w:left="4248" w:firstLine="708"/>
+        <w:rPr>
+          <w:sz w:val="28"/>
+          <w:szCs w:val="28"/>
+        </w:rPr>
+      </w:pPr>
+      <w:r>
+        <w:rPr>
+          <w:sz w:val="28"/>
+          <w:szCs w:val="28"/>
+        </w:rPr>
+        <w:t xml:space="preserve">Отчет защищен с оценкой ________                                </w:t>
+      </w:r>
+    </w:p>
+    <w:p>
+      <w:pPr>
+        <w:pStyle w:val="Default"/>
+        <w:rPr>
+          <w:sz w:val="28"/>
+          <w:szCs w:val="28"/>
+        </w:rPr>
+      </w:pPr>
+      <w:r>
+        <w:rPr>
+          <w:sz w:val="28"/>
+          <w:szCs w:val="28"/>
+        </w:rPr>
+        <w:t xml:space="preserve"> </w:t>
+      </w:r>
+      <w:r>
+        <w:rPr>
+          <w:sz w:val="28"/>
+          <w:szCs w:val="28"/>
+        </w:rPr>
+        <w:tab/>
+      </w:r>
+      <w:r>
+        <w:rPr>
+          <w:sz w:val="28"/>
+          <w:szCs w:val="28"/>
+        </w:rPr>
+        <w:tab/>
+      </w:r>
+      <w:r>
+        <w:rPr>
+          <w:sz w:val="28"/>
+          <w:szCs w:val="28"/>
+        </w:rPr>
+        <w:tab/>
+      </w:r>
+      <w:r>
+        <w:rPr>
+          <w:sz w:val="28"/>
+          <w:szCs w:val="28"/>
+        </w:rPr>
+        <w:tab/>
+      </w:r>
+      <w:r>
+        <w:rPr>
+          <w:sz w:val="28"/>
+          <w:szCs w:val="28"/>
+        </w:rPr>
+        <w:tab/>
+      </w:r>
+      <w:r>
+        <w:rPr>
+          <w:sz w:val="28"/>
+          <w:szCs w:val="28"/>
+        </w:rPr>
+        <w:tab/>
+      </w:r>
+      <w:r>
+        <w:rPr>
+          <w:sz w:val="28"/>
+          <w:szCs w:val="28"/>
+        </w:rPr>
+        <w:tab/>
+        <w:t>Преподаватель _____</w:t>
+      </w:r>
+      <w:r>
+        <w:rPr>
+          <w:i/>
+          <w:iCs/>
+          <w:sz w:val="28"/>
+          <w:szCs w:val="28"/>
+          <w:u w:val="single"/>
+        </w:rPr>
+        <w:t xml:space="preserve">С. В. </w:t>
+      </w:r>
+      <w:proofErr w:type="spellStart"/>
+      <w:r>
+        <w:rPr>
+          <w:i/>
+          <w:iCs/>
+          <w:sz w:val="28"/>
+          <w:szCs w:val="28"/>
+          <w:u w:val="single"/>
+        </w:rPr>
+        <w:t>Умбетов</w:t>
+      </w:r>
+      <w:proofErr w:type="spellEnd"/>
+      <w:r>
+        <w:rPr>
+          <w:i/>
+          <w:iCs/>
+          <w:sz w:val="28"/>
+          <w:szCs w:val="28"/>
+        </w:rPr>
+        <w:t xml:space="preserve"> </w:t>
+      </w:r>
+    </w:p>
+    <w:p>
+      <w:pPr>
+        <w:rPr>
+          <w:rFonts w:ascii="Times New Roman" w:hAnsi="Times New Roman" w:cs="Times New Roman"/>
+          <w:sz w:val="28"/>
+          <w:szCs w:val="28"/>
+        </w:rPr>
+      </w:pPr>
+      <w:r>
+        <w:rPr>
+          <w:rFonts w:ascii="Times New Roman" w:hAnsi="Times New Roman" w:cs="Times New Roman"/>
+          <w:sz w:val="28"/>
+          <w:szCs w:val="28"/>
+        </w:rPr>
+        <w:t xml:space="preserve">                                                                              «_____» ______________ 2024 г.</w:t>
+      </w:r>
+    </w:p>
+    <w:p>
+      <w:pPr>
+        <w:rPr>
+          <w:rFonts w:ascii="Times New Roman" w:hAnsi="Times New Roman" w:cs="Times New Roman"/>
+          <w:sz w:val="28"/>
+          <w:szCs w:val="28"/>
+        </w:rPr>
+      </w:pPr>
+    </w:p>
+    <w:p>
+      <w:pPr>
+        <w:rPr>
+          <w:rFonts w:ascii="Times New Roman" w:hAnsi="Times New Roman" w:cs="Times New Roman"/>
+          <w:sz w:val="28"/>
+          <w:szCs w:val="28"/>
+        </w:rPr>
+      </w:pPr>
+    </w:p>
+    <w:p>
+      <w:pPr>
+        <w:pStyle w:val="Default"/>
+      </w:pPr>
+    </w:p>
+    <w:p>
+      <w:pPr>
+        <w:pStyle w:val="Default"/>
+        <w:jc w:val="center"/>
+        <w:rPr>
+          <w:sz w:val="28"/>
+          <w:szCs w:val="28"/>
+        </w:rPr>
+      </w:pPr>
+      <w:r>
+        <w:rPr>
+          <w:sz w:val="28"/>
+          <w:szCs w:val="28"/>
+        </w:rPr>
+        <w:t>Отчёт по лабораторной работе №</w:t>
+      </w:r>
+      <w:r>
+        <w:rPr>
+          <w:sz w:val="28"/>
+          <w:szCs w:val="28"/>
+        </w:rPr>
+        <w:t>2</w:t>
+      </w:r>
+    </w:p>
+    <w:p>
+      <w:pPr>
+        <w:pStyle w:val="Default"/>
+        <w:jc w:val="center"/>
+        <w:rPr>
+          <w:sz w:val="28"/>
+          <w:szCs w:val="28"/>
+        </w:rPr>
+      </w:pPr>
+      <w:r>
+        <w:rPr>
+          <w:sz w:val="28"/>
+          <w:szCs w:val="28"/>
+        </w:rPr>
+        <w:t>по дисциплине «Алгоритмизация и Программирование»</w:t>
+      </w:r>
+    </w:p>
+    <w:p>
+      <w:pPr>
+        <w:jc w:val="center"/>
+        <w:rPr>
+          <w:rFonts w:ascii="Times New Roman" w:hAnsi="Times New Roman" w:cs="Times New Roman"/>
+          <w:sz w:val="28"/>
+          <w:szCs w:val="28"/>
+        </w:rPr>
+      </w:pPr>
+    </w:p>
+    <w:p>
+      <w:pPr>
+        <w:jc w:val="center"/>
+        <w:rPr>
+          <w:sz w:val="40"/>
+          <w:szCs w:val="40"/>
+        </w:rPr>
+      </w:pPr>
+    </w:p>
+    <w:p>
+      <w:pPr>
+        <w:jc w:val="center"/>
+        <w:rPr>
+          <w:rStyle w:val="a3"/>
+          <w:b w:val="0"/>
+          <w:color w:val="444444"/>
+          <w:sz w:val="28"/>
+          <w:szCs w:val="28"/>
+          <w:shd w:val="clear" w:color="auto" w:fill="FFFFFF"/>
+        </w:rPr>
+      </w:pPr>
+      <w:r>
+        <w:rPr>
+          <w:rStyle w:val="a3"/>
+          <w:b w:val="0"/>
+          <w:color w:val="444444"/>
+          <w:sz w:val="28"/>
+          <w:szCs w:val="28"/>
+          <w:shd w:val="clear" w:color="auto" w:fill="FFFFFF"/>
+        </w:rPr>
+        <w:t>09.03.03</w:t>
+      </w:r>
+    </w:p>
+    <w:p>
+      <w:pPr>
+        <w:jc w:val="center"/>
+        <w:rPr>
+          <w:rStyle w:val="a3"/>
+          <w:b w:val="0"/>
+          <w:color w:val="444444"/>
+          <w:sz w:val="28"/>
+          <w:szCs w:val="28"/>
+          <w:shd w:val="clear" w:color="auto" w:fill="FFFFFF"/>
+        </w:rPr>
+      </w:pPr>
+    </w:p>
+    <w:p>
+      <w:pPr>
+        <w:jc w:val="center"/>
+        <w:rPr>
+          <w:rStyle w:val="a3"/>
+          <w:b w:val="0"/>
+          <w:color w:val="444444"/>
+          <w:sz w:val="28"/>
+          <w:szCs w:val="28"/>
+          <w:shd w:val="clear" w:color="auto" w:fill="FFFFFF"/>
+        </w:rPr>
+      </w:pPr>
+      <w:r>
+        <w:rPr>
+          <w:rStyle w:val="a3"/>
+          <w:b w:val="0"/>
+          <w:color w:val="444444"/>
+          <w:sz w:val="28"/>
+          <w:szCs w:val="28"/>
+          <w:shd w:val="clear" w:color="auto" w:fill="FFFFFF"/>
+        </w:rPr>
+        <w:t>Студент группы ПИЭ-23 ______________________________</w:t>
+      </w:r>
+      <w:r>
+        <w:rPr>
+          <w:rStyle w:val="a3"/>
+          <w:b w:val="0"/>
+          <w:color w:val="444444"/>
+          <w:sz w:val="28"/>
+          <w:szCs w:val="28"/>
+          <w:u w:val="single"/>
+          <w:shd w:val="clear" w:color="auto" w:fill="FFFFFF"/>
+        </w:rPr>
+        <w:t>Милованов Д. А.</w:t>
+      </w:r>
+    </w:p>
+    <w:p>
+      <w:pPr>
+        <w:jc w:val="center"/>
+        <w:rPr>
+          <w:rStyle w:val="a3"/>
+          <w:b w:val="0"/>
+          <w:color w:val="444444"/>
+          <w:sz w:val="28"/>
+          <w:szCs w:val="28"/>
+          <w:u w:val="single"/>
+          <w:shd w:val="clear" w:color="auto" w:fill="FFFFFF"/>
+        </w:rPr>
+      </w:pPr>
+      <w:r>
+        <w:rPr>
+          <w:rStyle w:val="a3"/>
+          <w:b w:val="0"/>
+          <w:color w:val="444444"/>
+          <w:sz w:val="28"/>
+          <w:szCs w:val="28"/>
+          <w:shd w:val="clear" w:color="auto" w:fill="FFFFFF"/>
+        </w:rPr>
+        <w:t xml:space="preserve">Преподаватель </w:t>
+      </w:r>
+      <w:r>
+        <w:rPr>
+          <w:rStyle w:val="a3"/>
+          <w:b w:val="0"/>
+          <w:color w:val="444444"/>
+          <w:sz w:val="28"/>
+          <w:szCs w:val="28"/>
+          <w:u w:val="single"/>
+          <w:shd w:val="clear" w:color="auto" w:fill="FFFFFF"/>
+        </w:rPr>
+        <w:t xml:space="preserve">ассистент к. т. </w:t>
+      </w:r>
+      <w:proofErr w:type="spellStart"/>
+      <w:r>
+        <w:rPr>
+          <w:rStyle w:val="a3"/>
+          <w:b w:val="0"/>
+          <w:color w:val="444444"/>
+          <w:sz w:val="28"/>
+          <w:szCs w:val="28"/>
+          <w:u w:val="single"/>
+          <w:shd w:val="clear" w:color="auto" w:fill="FFFFFF"/>
+        </w:rPr>
+        <w:t>н.</w:t>
+      </w:r>
+      <w:r>
+        <w:rPr>
+          <w:rStyle w:val="a3"/>
+          <w:b w:val="0"/>
+          <w:color w:val="444444"/>
+          <w:sz w:val="28"/>
+          <w:szCs w:val="28"/>
+          <w:shd w:val="clear" w:color="auto" w:fill="FFFFFF"/>
+        </w:rPr>
+        <w:t>__________________________</w:t>
+      </w:r>
+      <w:r>
+        <w:rPr>
+          <w:rStyle w:val="a3"/>
+          <w:b w:val="0"/>
+          <w:color w:val="444444"/>
+          <w:sz w:val="28"/>
+          <w:szCs w:val="28"/>
+          <w:u w:val="single"/>
+          <w:shd w:val="clear" w:color="auto" w:fill="FFFFFF"/>
+        </w:rPr>
+        <w:t>С</w:t>
+      </w:r>
+      <w:proofErr w:type="spellEnd"/>
+      <w:r>
+        <w:rPr>
+          <w:rStyle w:val="a3"/>
+          <w:b w:val="0"/>
+          <w:color w:val="444444"/>
+          <w:sz w:val="28"/>
+          <w:szCs w:val="28"/>
+          <w:u w:val="single"/>
+          <w:shd w:val="clear" w:color="auto" w:fill="FFFFFF"/>
+        </w:rPr>
+        <w:t xml:space="preserve">. В. </w:t>
+      </w:r>
+      <w:proofErr w:type="spellStart"/>
+      <w:r>
+        <w:rPr>
+          <w:rStyle w:val="a3"/>
+          <w:b w:val="0"/>
+          <w:color w:val="444444"/>
+          <w:sz w:val="28"/>
+          <w:szCs w:val="28"/>
+          <w:u w:val="single"/>
+          <w:shd w:val="clear" w:color="auto" w:fill="FFFFFF"/>
+        </w:rPr>
+        <w:t>Умбетов</w:t>
+      </w:r>
+      <w:proofErr w:type="spellEnd"/>
+    </w:p>
+    <w:p>
+      <w:pPr>
+        <w:jc w:val="center"/>
+        <w:rPr>
+          <w:rStyle w:val="a3"/>
+          <w:b w:val="0"/>
+          <w:color w:val="444444"/>
+          <w:sz w:val="28"/>
+          <w:szCs w:val="28"/>
+          <w:u w:val="single"/>
+          <w:shd w:val="clear" w:color="auto" w:fill="FFFFFF"/>
+        </w:rPr>
+      </w:pPr>
+    </w:p>
+    <w:p>
+      <w:pPr>
+        <w:jc w:val="center"/>
+        <w:rPr>
+          <w:rStyle w:val="a3"/>
+          <w:b w:val="0"/>
+          <w:color w:val="444444"/>
+          <w:sz w:val="28"/>
+          <w:szCs w:val="28"/>
+          <w:u w:val="single"/>
+          <w:shd w:val="clear" w:color="auto" w:fill="FFFFFF"/>
+        </w:rPr>
+      </w:pPr>
+    </w:p>
+    <w:p>
+      <w:pPr>
+        <w:jc w:val="center"/>
+        <w:rPr>
+          <w:rStyle w:val="a3"/>
+          <w:b w:val="0"/>
+          <w:color w:val="444444"/>
+          <w:sz w:val="28"/>
+          <w:szCs w:val="28"/>
+          <w:u w:val="single"/>
+          <w:shd w:val="clear" w:color="auto" w:fill="FFFFFF"/>
+        </w:rPr>
+      </w:pPr>
+    </w:p>
+    <w:p>
+      <w:pPr>
+        <w:jc w:val="center"/>
+        <w:rPr>
+          <w:rStyle w:val="a3"/>
+          <w:b w:val="0"/>
+          <w:color w:val="444444"/>
+          <w:sz w:val="28"/>
+          <w:szCs w:val="28"/>
+          <w:u w:val="single"/>
+          <w:shd w:val="clear" w:color="auto" w:fill="FFFFFF"/>
+        </w:rPr>
+      </w:pPr>
+    </w:p>
+    <w:p>
+      <w:pPr>
+        <w:rPr>
+          <w:rStyle w:val="a3"/>
+          <w:b w:val="0"/>
+          <w:color w:val="444444"/>
+          <w:sz w:val="28"/>
+          <w:szCs w:val="28"/>
+          <w:u w:val="single"/>
+          <w:shd w:val="clear" w:color="auto" w:fill="FFFFFF"/>
+        </w:rPr>
+      </w:pPr>
+    </w:p>
+    <w:p>
+      <w:pPr>
+        <w:jc w:val="center"/>
+        <w:rPr>
+          <w:rStyle w:val="a3"/>
+          <w:b w:val="0"/>
+          <w:color w:val="444444"/>
+          <w:sz w:val="28"/>
+          <w:szCs w:val="28"/>
+          <w:u w:val="single"/>
+          <w:shd w:val="clear" w:color="auto" w:fill="FFFFFF"/>
+        </w:rPr>
+      </w:pPr>
+    </w:p>
+    <w:p>
+      <w:pPr>
+        <w:jc w:val="center"/>
+        <w:rPr>
+          <w:rStyle w:val="a3"/>
+          <w:b w:val="0"/>
+          <w:color w:val="444444"/>
+          <w:sz w:val="28"/>
+          <w:szCs w:val="28"/>
+          <w:u w:val="single"/>
+          <w:shd w:val="clear" w:color="auto" w:fill="FFFFFF"/>
+        </w:rPr>
+      </w:pPr>
+    </w:p>
+    <w:p>
+      <w:pPr>
+        <w:jc w:val="center"/>
+        <w:rPr>
+          <w:rStyle w:val="a3"/>
+          <w:b w:val="0"/>
+          <w:color w:val="444444"/>
+          <w:sz w:val="28"/>
+          <w:szCs w:val="28"/>
+          <w:u w:val="single"/>
+          <w:shd w:val="clear" w:color="auto" w:fill="FFFFFF"/>
+        </w:rPr>
+      </w:pPr>
+    </w:p>
+    <w:p>
+      <w:pPr>
+        <w:jc w:val="center"/>
+        <w:rPr>
+          <w:rStyle w:val="a3"/>
+          <w:b w:val="0"/>
+          <w:color w:val="444444"/>
+          <w:sz w:val="28"/>
+          <w:szCs w:val="28"/>
+          <w:shd w:val="clear" w:color="auto" w:fill="FFFFFF"/>
+        </w:rPr>
+      </w:pPr>
+      <w:r>
+        <w:rPr>
+          <w:rStyle w:val="a3"/>
+          <w:b w:val="0"/>
+          <w:color w:val="444444"/>
+          <w:sz w:val="28"/>
+          <w:szCs w:val="28"/>
+          <w:shd w:val="clear" w:color="auto" w:fill="FFFFFF"/>
+        </w:rPr>
+        <w:t>Барнаул 2024</w:t>
+      </w:r>
+    </w:p>
+    <w:p>
+      <w:pPr>
         <w:rPr>
           <w:noProof/>
           <w:lang w:eastAsia="ru-RU"/>
         </w:rPr>
+      </w:pPr>
+      <w:r>
+        <w:rPr>
+          <w:noProof/>
+          <w:lang w:eastAsia="ru-RU"/>
+        </w:rPr>
+        <w:lastRenderedPageBreak/>
+        <w:t>Программа:</w:t>
+      </w:r>
+    </w:p>
+    <w:p>
+      <w:pPr>
+        <w:jc w:val="center"/>
+      </w:pPr>
+      <w:r>
+        <w:rPr>
+          <w:noProof/>
+          <w:lang w:eastAsia="ru-RU"/>
+        </w:rPr>
         <w:drawing>
-          <wp:inline distT="0" distB="0" distL="0" distR="0" wp14:anchorId="6B17BA6F" wp14:editId="3CAFF6E6">
+          <wp:inline distT="0" distB="0" distL="0" distR="0" wp14:anchorId="6E1F3C9A" wp14:editId="3F64E205">
             <wp:extent cx="5940425" cy="3429635"/>
             <wp:effectExtent l="0" t="0" r="3175" b="0"/>
             <wp:docPr id="1" name="Рисунок 1"/>
@@ -48,16 +697,61 @@
     <w:p/>
     <w:p>
       <w:r>
+        <w:t>Результаты тестирования:</w:t>
+      </w:r>
+    </w:p>
+    <w:p>
+      <w:pPr>
+        <w:spacing w:line="240" w:lineRule="auto"/>
+        <w:jc w:val="center"/>
         <w:rPr>
           <w:noProof/>
           <w:lang w:eastAsia="ru-RU"/>
         </w:rPr>
-        <w:lastRenderedPageBreak/>
+      </w:pPr>
+    </w:p>
+    <w:p>
+      <w:pPr>
+        <w:spacing w:line="240" w:lineRule="auto"/>
+        <w:jc w:val="center"/>
+        <w:rPr>
+          <w:noProof/>
+          <w:lang w:eastAsia="ru-RU"/>
+        </w:rPr>
+      </w:pPr>
+    </w:p>
+    <w:p>
+      <w:pPr>
+        <w:spacing w:line="240" w:lineRule="auto"/>
+        <w:jc w:val="center"/>
+        <w:rPr>
+          <w:noProof/>
+          <w:lang w:eastAsia="ru-RU"/>
+        </w:rPr>
+      </w:pPr>
+      <w:r>
+        <w:rPr>
+          <w:noProof/>
+          <w:lang w:eastAsia="ru-RU"/>
+        </w:rPr>
+        <w:t>Начальное изображение:</w:t>
+      </w:r>
+    </w:p>
+    <w:p>
+      <w:pPr>
+        <w:spacing w:line="240" w:lineRule="auto"/>
+        <w:jc w:val="center"/>
+      </w:pPr>
+      <w:r>
+        <w:rPr>
+          <w:noProof/>
+          <w:lang w:eastAsia="ru-RU"/>
+        </w:rPr>
         <w:drawing>
-          <wp:inline distT="0" distB="0" distL="0" distR="0" wp14:anchorId="189FC67F" wp14:editId="784A02AA">
-            <wp:extent cx="5419725" cy="6724650"/>
-            <wp:effectExtent l="0" t="0" r="9525" b="0"/>
-            <wp:docPr id="2" name="Рисунок 2"/>
+          <wp:inline distT="0" distB="0" distL="0" distR="0" wp14:anchorId="5F08BEE8" wp14:editId="613A07D4">
+            <wp:extent cx="4019550" cy="3219450"/>
+            <wp:effectExtent l="0" t="0" r="0" b="0"/>
+            <wp:docPr id="7" name="Рисунок 7"/>
             <wp:cNvGraphicFramePr>
               <a:graphicFrameLocks xmlns:a="http://schemas.openxmlformats.org/drawingml/2006/main" noChangeAspect="1"/>
             </wp:cNvGraphicFramePr>
@@ -77,7 +771,7 @@
                   <pic:spPr>
                     <a:xfrm>
                       <a:off x="0" y="0"/>
-                      <a:ext cx="5419725" cy="6724650"/>
+                      <a:ext cx="4019550" cy="3219450"/>
                     </a:xfrm>
                     <a:prstGeom prst="rect">
                       <a:avLst/>
@@ -89,12 +783,55 @@
           </wp:inline>
         </w:drawing>
       </w:r>
-      <w:r>
+    </w:p>
+    <w:p>
+      <w:pPr>
+        <w:spacing w:line="240" w:lineRule="auto"/>
+        <w:jc w:val="center"/>
         <w:rPr>
           <w:noProof/>
           <w:lang w:eastAsia="ru-RU"/>
         </w:rPr>
+      </w:pPr>
+    </w:p>
+    <w:p>
+      <w:pPr>
+        <w:spacing w:line="240" w:lineRule="auto"/>
+        <w:jc w:val="center"/>
+        <w:rPr>
+          <w:noProof/>
+          <w:lang w:eastAsia="ru-RU"/>
+        </w:rPr>
+      </w:pPr>
+    </w:p>
+    <w:p>
+      <w:pPr>
+        <w:spacing w:line="240" w:lineRule="auto"/>
+        <w:jc w:val="center"/>
+        <w:rPr>
+          <w:noProof/>
+          <w:lang w:eastAsia="ru-RU"/>
+        </w:rPr>
+      </w:pPr>
+      <w:r>
+        <w:rPr>
+          <w:noProof/>
+          <w:lang w:eastAsia="ru-RU"/>
+        </w:rPr>
         <w:lastRenderedPageBreak/>
+        <w:t>Отображение загрузки:</w:t>
+      </w:r>
+    </w:p>
+    <w:p>
+      <w:pPr>
+        <w:spacing w:line="240" w:lineRule="auto"/>
+        <w:jc w:val="center"/>
+      </w:pPr>
+      <w:r>
+        <w:rPr>
+          <w:noProof/>
+          <w:lang w:eastAsia="ru-RU"/>
+        </w:rPr>
         <w:drawing>
           <wp:inline distT="0" distB="0" distL="0" distR="0" wp14:anchorId="764B7674" wp14:editId="3C747BC1">
             <wp:extent cx="4533900" cy="3495675"/>
@@ -133,12 +870,25 @@
       </w:r>
     </w:p>
     <w:p>
+      <w:pPr>
+        <w:spacing w:line="240" w:lineRule="auto"/>
+        <w:jc w:val="center"/>
+      </w:pPr>
+      <w:r>
+        <w:t>Случайные изображения по запросу:</w:t>
+      </w:r>
+      <w:bookmarkStart w:id="0" w:name="_GoBack"/>
+      <w:bookmarkEnd w:id="0"/>
+    </w:p>
+    <w:p>
+      <w:pPr>
+        <w:jc w:val="center"/>
+      </w:pPr>
       <w:r>
         <w:rPr>
           <w:noProof/>
           <w:lang w:eastAsia="ru-RU"/>
         </w:rPr>
-        <w:lastRenderedPageBreak/>
         <w:drawing>
           <wp:inline distT="0" distB="0" distL="0" distR="0" wp14:anchorId="7DD190EF" wp14:editId="420E1D99">
             <wp:extent cx="4248150" cy="3933825"/>
@@ -175,11 +925,17 @@
           </wp:inline>
         </w:drawing>
       </w:r>
+    </w:p>
+    <w:p>
+      <w:pPr>
+        <w:jc w:val="center"/>
+      </w:pPr>
       <w:r>
         <w:rPr>
           <w:noProof/>
           <w:lang w:eastAsia="ru-RU"/>
         </w:rPr>
+        <w:lastRenderedPageBreak/>
         <w:drawing>
           <wp:inline distT="0" distB="0" distL="0" distR="0" wp14:anchorId="0A498793" wp14:editId="76EC398D">
             <wp:extent cx="4267200" cy="3133725"/>
@@ -218,12 +974,14 @@
       </w:r>
     </w:p>
     <w:p>
+      <w:pPr>
+        <w:jc w:val="center"/>
+      </w:pPr>
       <w:r>
         <w:rPr>
           <w:noProof/>
           <w:lang w:eastAsia="ru-RU"/>
         </w:rPr>
-        <w:lastRenderedPageBreak/>
         <w:drawing>
           <wp:inline distT="0" distB="0" distL="0" distR="0" wp14:anchorId="7CD56062" wp14:editId="03DADCE5">
             <wp:extent cx="4162425" cy="4467225"/>
@@ -260,8 +1018,6 @@
           </wp:inline>
         </w:drawing>
       </w:r>
-      <w:bookmarkStart w:id="0" w:name="_GoBack"/>
-      <w:bookmarkEnd w:id="0"/>
     </w:p>
     <w:sectPr>
       <w:pgSz w:w="11906" w:h="16838"/>
@@ -694,6 +1450,33 @@
     <w:semiHidden/>
     <w:unhideWhenUsed/>
   </w:style>
+  <w:style w:type="paragraph" w:customStyle="1" w:styleId="Default">
+    <w:name w:val="Default"/>
+    <w:rsid w:val="00303A2F"/>
+    <w:pPr>
+      <w:autoSpaceDE w:val="0"/>
+      <w:autoSpaceDN w:val="0"/>
+      <w:adjustRightInd w:val="0"/>
+      <w:spacing w:after="0" w:line="240" w:lineRule="auto"/>
+    </w:pPr>
+    <w:rPr>
+      <w:rFonts w:ascii="Times New Roman" w:hAnsi="Times New Roman" w:cs="Times New Roman"/>
+      <w:color w:val="000000"/>
+      <w:sz w:val="24"/>
+      <w:szCs w:val="24"/>
+    </w:rPr>
+  </w:style>
+  <w:style w:type="character" w:styleId="a3">
+    <w:name w:val="Strong"/>
+    <w:basedOn w:val="a0"/>
+    <w:uiPriority w:val="22"/>
+    <w:qFormat/>
+    <w:rsid w:val="00303A2F"/>
+    <w:rPr>
+      <w:b/>
+      <w:bCs/>
+    </w:rPr>
+  </w:style>
 </w:styles>
 </file>
 
